--- a/templates/contract_template_direct v2.docx
+++ b/templates/contract_template_direct v2.docx
@@ -139,45 +139,10 @@
           <w:rFonts w:ascii="Times New Roman" w:hAnsi="Times New Roman" w:cs="Times New Roman"/>
           <w:color w:val="000000"/>
         </w:rPr>
-        <w:t>{{КОМПАНИЯ}} (ИНН: {{КОМПАНИЯ_ИНН}}, ОКПО: {{КОМПАНИЯ_ОКПО}})</w:t>
-      </w:r>
-      <w:r>
-        <w:rPr>
-          <w:rFonts w:ascii="Times New Roman" w:hAnsi="Times New Roman" w:cs="Times New Roman"/>
-          <w:color w:val="000000"/>
-        </w:rPr>
-        <w:t xml:space="preserve">, именуемое в дальнейшем «Агент», в лице </w:t>
-      </w:r>
-      <w:r>
-        <w:rPr>
-          <w:rFonts w:ascii="Times New Roman" w:hAnsi="Times New Roman" w:cs="Times New Roman"/>
-          <w:color w:val="000000"/>
-        </w:rPr>
-        <w:t>{{ДИРЕКТОР_ДОЛЖНОСТЬ_РОДИТ}} {{ДИРЕКТОР_РОДИТ}}</w:t>
-      </w:r>
-      <w:r>
-        <w:rPr>
-          <w:rFonts w:ascii="Times New Roman" w:hAnsi="Times New Roman" w:cs="Times New Roman"/>
-          <w:color w:val="000000"/>
-        </w:rPr>
-        <w:t>, действующего на основании Устава, с одной стороны, и Гражданин(ка) {{ПОКУПАТЕЛЬ_ФИО}}, {{ПОКУПАТЕЛЬ_ДАТА_РОЖДЕНИЯ}}, паспорт: серия {{ПАСПОРТ_СЕРИЯ}} № {{ПАСПОРТ_НОМЕР}}, выдан: {{ПАСПОРТ_ВЫДАН}}, {{ПАСПОРТ_ДАТА_ВЫДАЧИ}}, код подразделения: {{ПАСПОРТ_КОД}}, зарегистрирован(а): {{ПОКУПАТЕЛЬ_АДРЕС}}, именуемый(</w:t>
+        <w:t>{{КОМПАНИЯ}} (ИНН: {{КОМПАНИЯ_ИНН}}, ОКПО: {{КОМПАНИЯ_ОКПО}}), именуемое в дальнейшем «Агент», в лице {{ДИРЕКТОР_ДОЛЖНОСТЬ_РОДИТ}} {{ДИРЕКТОР_РОДИТ}}, действующего на основании Устава, с одной стороны, и {{ПОКУПАТЕЛЬ_ПОЛНЫЕ_ДАННЫЕ}}, именуемый(ая) в дальнейшем «Принципал», с другой стороны, совместно именуемые «Стороны», а по отдельности — «Сторона», руководствуясь главой 50 Гражданского кодекса Кыргызской Республики («Агентирование»), заключили настоящий Агентский договор (далее — «Договор») о нижеследующем:</w:t>
       </w:r>
       <w:proofErr w:type="spellStart"/>
-      <w:r>
-        <w:rPr>
-          <w:rFonts w:ascii="Times New Roman" w:hAnsi="Times New Roman" w:cs="Times New Roman"/>
-          <w:color w:val="000000"/>
-        </w:rPr>
-        <w:t>ая</w:t>
-      </w:r>
       <w:proofErr w:type="spellEnd"/>
-      <w:r>
-        <w:rPr>
-          <w:rFonts w:ascii="Times New Roman" w:hAnsi="Times New Roman" w:cs="Times New Roman"/>
-          <w:color w:val="000000"/>
-        </w:rPr>
-        <w:t>) в дальнейшем «Принципал», с другой стороны, совместно именуемые «Стороны», а по отдельности — «Сторона», руководствуясь главой 50 Гражданского кодекса Кыргызской Республики («Агентирование»), заключили настоящий Агентский договор (далее — «Договор») о нижеследующем:</w:t>
-      </w:r>
     </w:p>
     <w:p>
       <w:pPr>
@@ -2008,6 +1973,40 @@
                 <w:rFonts w:ascii="Times New Roman" w:hAnsi="Times New Roman" w:cs="Times New Roman"/>
               </w:rPr>
             </w:pPr>
+            <w:r>
+              <w:rPr>
+                <w:rFonts w:ascii="Times New Roman" w:hAnsi="Times New Roman" w:cs="Times New Roman"/>
+              </w:rPr>
+              <w:t>{{ПОКУПАТЕЛЬ_БАНК_СТРОКА1}}</w:t>
+            </w:r>
+          </w:p>
+          <w:p>
+            <w:pPr>
+              <w:spacing w:before="20" w:after="20"/>
+              <w:rPr>
+                <w:rFonts w:ascii="Times New Roman" w:hAnsi="Times New Roman" w:cs="Times New Roman"/>
+              </w:rPr>
+            </w:pPr>
+            <w:r>
+              <w:rPr>
+                <w:rFonts w:ascii="Times New Roman" w:hAnsi="Times New Roman" w:cs="Times New Roman"/>
+              </w:rPr>
+              <w:t>{{ПОКУПАТЕЛЬ_БАНК_СТРОКА2}}</w:t>
+            </w:r>
+          </w:p>
+          <w:p>
+            <w:pPr>
+              <w:spacing w:before="20" w:after="20"/>
+              <w:rPr>
+                <w:rFonts w:ascii="Times New Roman" w:hAnsi="Times New Roman" w:cs="Times New Roman"/>
+              </w:rPr>
+            </w:pPr>
+            <w:r>
+              <w:rPr>
+                <w:rFonts w:ascii="Times New Roman" w:hAnsi="Times New Roman" w:cs="Times New Roman"/>
+              </w:rPr>
+              <w:t>{{ПОКУПАТЕЛЬ_БАНК_СТРОКА3}}</w:t>
+            </w:r>
           </w:p>
         </w:tc>
       </w:tr>
@@ -3289,6 +3288,7 @@
     </w:p>
     <w:sectPr>
       <w:footerReference w:type="default" r:id="rId10"/>
+      <w:headerReference w:type="default" r:id="rId13"/>
       <w:pgSz w:w="11906" w:h="16838"/>
       <w:pgMar w:top="1133" w:right="850" w:bottom="566" w:left="1700" w:header="720" w:footer="720" w:gutter="0"/>
       <w:pgNumType w:start="1"/>
@@ -3487,6 +3487,16 @@
     </w:p>
   </w:footnote>
 </w:footnotes>
+</file>
+
+<file path=word/header1.xml><?xml version="1.0" encoding="utf-8"?>
+<w:hdr xmlns:m="http://schemas.openxmlformats.org/officeDocument/2006/math" xmlns:mc="http://schemas.openxmlformats.org/markup-compatibility/2006" xmlns:mo="http://schemas.microsoft.com/office/mac/office/2008/main" xmlns:mv="urn:schemas-microsoft-com:mac:vml" xmlns:o="urn:schemas-microsoft-com:office:office" xmlns:r="http://schemas.openxmlformats.org/officeDocument/2006/relationships" xmlns:v="urn:schemas-microsoft-com:vml" xmlns:w10="urn:schemas-microsoft-com:office:word" xmlns:w14="http://schemas.microsoft.com/office/word/2010/wordml" xmlns:w="http://schemas.openxmlformats.org/wordprocessingml/2006/main" xmlns:wne="http://schemas.microsoft.com/office/word/2006/wordml" xmlns:wp14="http://schemas.microsoft.com/office/word/2010/wordprocessingDrawing" xmlns:wp="http://schemas.openxmlformats.org/drawingml/2006/wordprocessingDrawing" xmlns:wpc="http://schemas.microsoft.com/office/word/2010/wordprocessingCanvas" xmlns:wpg="http://schemas.microsoft.com/office/word/2010/wordprocessingGroup" xmlns:wpi="http://schemas.microsoft.com/office/word/2010/wordprocessingInk" xmlns:wps="http://schemas.microsoft.com/office/word/2010/wordprocessingShape" mc:Ignorable="w14 wp14">
+  <w:p>
+    <w:pPr>
+      <w:pStyle w:val="Header"/>
+    </w:pPr>
+  </w:p>
+</w:hdr>
 </file>
 
 <file path=word/numbering.xml><?xml version="1.0" encoding="utf-8"?>

--- a/templates/contract_template_direct v2.docx
+++ b/templates/contract_template_direct v2.docx
@@ -1891,16 +1891,22 @@
               <w:rPr>
                 <w:rFonts w:ascii="Times New Roman" w:hAnsi="Times New Roman" w:cs="Times New Roman"/>
               </w:rPr>
-              <w:t>{{ПОКУПАТЕЛЬ_ФИО}} {{ПОКУПАТЕЛЬ_ДАТА_РОЖДЕНИЯ}}</w:t>
-            </w:r>
-          </w:p>
-          <w:p>
-            <w:pPr>
-              <w:spacing w:before="20" w:after="20"/>
-              <w:rPr>
-                <w:rFonts w:ascii="Times New Roman" w:hAnsi="Times New Roman" w:cs="Times New Roman"/>
-              </w:rPr>
-            </w:pPr>
+              <w:t>{{ПОКУПАТЕЛЬ_ПОДПИСЬ_СТРОКА}}</w:t>
+            </w:r>
+          </w:p>
+          <w:p>
+            <w:pPr>
+              <w:spacing w:before="20" w:after="20"/>
+              <w:rPr>
+                <w:rFonts w:ascii="Times New Roman" w:hAnsi="Times New Roman" w:cs="Times New Roman"/>
+              </w:rPr>
+            </w:pPr>
+            <w:r>
+              <w:rPr>
+                <w:rFonts w:ascii="Times New Roman" w:hAnsi="Times New Roman" w:cs="Times New Roman"/>
+              </w:rPr>
+              <w:t>{{ПОКУПАТЕЛЬ_ИНН_СТРОКА}}</w:t>
+            </w:r>
           </w:p>
           <w:p>
             <w:pPr>

--- a/templates/contract_template_direct v2.docx
+++ b/templates/contract_template_direct v2.docx
@@ -37,7 +37,7 @@
           <w:rFonts w:ascii="Times New Roman" w:hAnsi="Times New Roman" w:cs="Times New Roman"/>
           <w:color w:val="000000"/>
         </w:rPr>
-        <w:t>на осуществление платежа в пользу третьего лица</w:t>
+        <w:t>на организацию приобретения транспортного средства</w:t>
       </w:r>
     </w:p>
     <w:tbl>
@@ -57,8 +57,8 @@
         <w:tblLook w:val="0400" w:firstRow="0" w:lastRow="0" w:firstColumn="0" w:lastColumn="0" w:noHBand="0" w:noVBand="1"/>
       </w:tblPr>
       <w:tblGrid>
-        <w:gridCol w:w="4678"/>
-        <w:gridCol w:w="4678"/>
+        <w:gridCol w:w="5233"/>
+        <w:gridCol w:w="5233"/>
       </w:tblGrid>
       <w:tr>
         <w:trPr>
@@ -141,8 +141,6 @@
         </w:rPr>
         <w:t>{{КОМПАНИЯ}} (ИНН: {{КОМПАНИЯ_ИНН}}, ОКПО: {{КОМПАНИЯ_ОКПО}}), именуемое в дальнейшем «Агент», в лице {{ДИРЕКТОР_ДОЛЖНОСТЬ_РОДИТ}} {{ДИРЕКТОР_РОДИТ}}, действующего на основании Устава, с одной стороны, и {{ПОКУПАТЕЛЬ_ПОЛНЫЕ_ДАННЫЕ}}, именуемый(ая) в дальнейшем «Принципал», с другой стороны, совместно именуемые «Стороны», а по отдельности — «Сторона», руководствуясь главой 50 Гражданского кодекса Кыргызской Республики («Агентирование»), заключили настоящий Агентский договор (далее — «Договор») о нижеследующем:</w:t>
       </w:r>
-      <w:proofErr w:type="spellStart"/>
-      <w:proofErr w:type="spellEnd"/>
     </w:p>
     <w:p>
       <w:pPr>
@@ -176,75 +174,92 @@
           <w:rFonts w:ascii="Times New Roman" w:hAnsi="Times New Roman" w:cs="Times New Roman"/>
           <w:color w:val="000000"/>
         </w:rPr>
-        <w:t>1.1. По настоящему Договору Агент обязуется за вознаграждение совершить от своего имени, но за счёт Принципала действия по передаче денежных средств Принципала продавцу транспортного средства (далее — «Получатель»), самостоятельно выбранному и согласованному Принципалом, указанному в Поручении (Приложение № 1). Принципал перечисляет денежные средства Агенту безналичным путём (банковский перевод), после чего Агент передаёт их Получателю наличными денежными средствами. Агент не является стороной договора купли-продажи транспортного средства и не несёт ответственности за его качество, комплектность и характеристики.</w:t>
-      </w:r>
-    </w:p>
-    <w:p>
-      <w:pPr>
-        <w:spacing w:before="40" w:after="40"/>
-        <w:ind w:firstLine="709"/>
-        <w:jc w:val="both"/>
-        <w:rPr>
-          <w:rFonts w:ascii="Times New Roman" w:hAnsi="Times New Roman" w:cs="Times New Roman"/>
-        </w:rPr>
-      </w:pPr>
-      <w:r>
-        <w:rPr>
-          <w:rFonts w:ascii="Times New Roman" w:hAnsi="Times New Roman" w:cs="Times New Roman"/>
-          <w:color w:val="000000"/>
-        </w:rPr>
-        <w:t>Перечень действий, входящих в состав Поручения, включает в себя, в том числе: изучение полученных от Принципала документов, необходимых для исполнения Поручения; определение наличия (отсутствия) оснований для исполнения поручения по формальным признакам (проверка документов на соответствие действующему законодательству, наличия полномочий у лиц, подписавших документы); открытие расчётных и иных счетов, совершение иных формальностей, необходимых для оплаты; оценка рисков, анализ возможных каналов трансфера, привлечение третьих лиц, составление договорной обвязки, составление отчёта Агента и прочих сопроводительных и информационных писем.</w:t>
-      </w:r>
-    </w:p>
-    <w:p>
-      <w:pPr>
-        <w:spacing w:before="40" w:after="40"/>
-        <w:ind w:firstLine="709"/>
-        <w:jc w:val="both"/>
-        <w:rPr>
-          <w:rFonts w:ascii="Times New Roman" w:hAnsi="Times New Roman" w:cs="Times New Roman"/>
-        </w:rPr>
-      </w:pPr>
-      <w:r>
-        <w:rPr>
-          <w:rFonts w:ascii="Times New Roman" w:hAnsi="Times New Roman" w:cs="Times New Roman"/>
-          <w:color w:val="000000"/>
-        </w:rPr>
-        <w:t>1.2. Договор купли-продажи транспортного средства заключается непосредственно между Принципалом и Получателем. Агент в указанном договоре купли-продажи стороной не является. Права и обязанности по платёжным действиям, совершённым Агентом во исполнение настоящего Договора, возникают непосредственно у Агента.</w:t>
-      </w:r>
-    </w:p>
-    <w:p>
-      <w:pPr>
-        <w:spacing w:before="40" w:after="40"/>
-        <w:ind w:firstLine="709"/>
-        <w:jc w:val="both"/>
-        <w:rPr>
-          <w:rFonts w:ascii="Times New Roman" w:hAnsi="Times New Roman" w:cs="Times New Roman"/>
-        </w:rPr>
-      </w:pPr>
-      <w:r>
-        <w:rPr>
-          <w:rFonts w:ascii="Times New Roman" w:hAnsi="Times New Roman" w:cs="Times New Roman"/>
-          <w:color w:val="000000"/>
-        </w:rPr>
-        <w:t>1.3. Все действия Агента по настоящему Договору осуществляются в строгом соответствии с законодательством Кыргызской Республики, применимыми нормами международного права, а также требованиями законодательства о противодействии легализации (отмыванию) доходов, полученных преступным путём, и финансированию терроризма (ПОД/ФТ).</w:t>
-      </w:r>
-    </w:p>
-    <w:p>
-      <w:pPr>
-        <w:spacing w:before="40" w:after="40"/>
-        <w:ind w:firstLine="709"/>
-        <w:jc w:val="both"/>
-        <w:rPr>
-          <w:rFonts w:ascii="Times New Roman" w:hAnsi="Times New Roman" w:cs="Times New Roman"/>
-        </w:rPr>
-      </w:pPr>
-      <w:r>
-        <w:rPr>
-          <w:rFonts w:ascii="Times New Roman" w:hAnsi="Times New Roman" w:cs="Times New Roman"/>
-          <w:color w:val="000000"/>
-        </w:rPr>
-        <w:t>1.4. Агент не является таможенным брокером и не несёт ответственности за таможенное оформление товаров, в связи с приобретением которых осуществляется перевод. Принципал самостоятельно несёт все риски и обязанности, связанные с таможенным декларированием и уплатой пошлин.</w:t>
+        <w:t>1.1. По настоящему Договору Агент обязуется за вознаграждение по поручению и за счёт Принципала организовать заключение договора купли-продажи транспортного средства (далее — «ДКП») между продавцом транспортного средства (далее — «Получатель») и Принципалом, осуществить расчёты по ДКП, а также по просьбе Принципала оказать содействие в организации перевозки транспортного средства в порядке, предусмотренном п. 2.7 настоящего Договора. Получатель и транспортное средство указываются в Поручении (Приложение № 1).</w:t>
+      </w:r>
+    </w:p>
+    <w:p>
+      <w:pPr>
+        <w:spacing w:before="40" w:after="40"/>
+        <w:ind w:firstLine="709"/>
+        <w:jc w:val="both"/>
+        <w:rPr>
+          <w:rFonts w:ascii="Times New Roman" w:hAnsi="Times New Roman" w:cs="Times New Roman"/>
+        </w:rPr>
+      </w:pPr>
+      <w:r>
+        <w:rPr>
+          <w:rFonts w:ascii="Times New Roman" w:hAnsi="Times New Roman" w:cs="Times New Roman"/>
+          <w:color w:val="000000"/>
+        </w:rPr>
+        <w:t>1.2. ДКП заключается и подписывается непосредственно Принципалом и Получателем. Агент не является стороной ДКП, не приобретает право собственности на транспортное средство и не несёт ответственности за его качество, комплектность и характеристики. Право собственности на транспортное средство возникает у Принципала в соответствии с условиями ДКП. Права и обязанности по платёжным действиям, совершённым Агентом во исполнение настоящего Договора, возникают непосредственно у Агента.</w:t>
+      </w:r>
+    </w:p>
+    <w:p>
+      <w:pPr>
+        <w:spacing w:before="40" w:after="40"/>
+        <w:ind w:firstLine="709"/>
+        <w:jc w:val="both"/>
+        <w:rPr>
+          <w:rFonts w:ascii="Times New Roman" w:hAnsi="Times New Roman" w:cs="Times New Roman"/>
+        </w:rPr>
+      </w:pPr>
+      <w:r>
+        <w:rPr>
+          <w:rFonts w:ascii="Times New Roman" w:hAnsi="Times New Roman" w:cs="Times New Roman"/>
+          <w:color w:val="000000"/>
+        </w:rPr>
+        <w:t>1.3. Поручение считается исполненным с момента расчёта Агента с Получателем и направления Принципалу Отчёта Агента в соответствии с п. 2.5 настоящего Договора.</w:t>
+      </w:r>
+    </w:p>
+    <w:p>
+      <w:pPr>
+        <w:spacing w:before="40" w:after="40"/>
+        <w:ind w:firstLine="709"/>
+        <w:jc w:val="both"/>
+        <w:rPr>
+          <w:rFonts w:ascii="Times New Roman" w:hAnsi="Times New Roman" w:cs="Times New Roman"/>
+        </w:rPr>
+      </w:pPr>
+      <w:r>
+        <w:rPr>
+          <w:rFonts w:ascii="Times New Roman" w:hAnsi="Times New Roman" w:cs="Times New Roman"/>
+          <w:color w:val="000000"/>
+        </w:rPr>
+        <w:t>1.4. Если ДКП заключён Принципалом и Получателем до заключения настоящего Договора, в том числе с условием об оплате после передачи транспортного средства, поручение Агента состоит в осуществлении расчёта с Получателем по такому ДКП. В этом случае обязанности Агента по организации заключения ДКП и содействию в перевозке не применяются.</w:t>
+      </w:r>
+    </w:p>
+    <w:p>
+      <w:pPr>
+        <w:spacing w:before="40" w:after="40"/>
+        <w:ind w:firstLine="709"/>
+        <w:jc w:val="both"/>
+        <w:rPr>
+          <w:rFonts w:ascii="Times New Roman" w:hAnsi="Times New Roman" w:cs="Times New Roman"/>
+        </w:rPr>
+      </w:pPr>
+      <w:r>
+        <w:rPr>
+          <w:rFonts w:ascii="Times New Roman" w:hAnsi="Times New Roman" w:cs="Times New Roman"/>
+          <w:color w:val="000000"/>
+        </w:rPr>
+        <w:t>1.5. Все действия Агента по настоящему Договору осуществляются в строгом соответствии с законодательством Кыргызской Республики, применимыми нормами международного права, а также требованиями законодательства о противодействии легализации (отмыванию) доходов, полученных преступным путём, и финансированию терроризма (ПОД/ФТ).</w:t>
+      </w:r>
+    </w:p>
+    <w:p>
+      <w:pPr>
+        <w:spacing w:before="40" w:after="40"/>
+        <w:ind w:firstLine="709"/>
+        <w:jc w:val="both"/>
+        <w:rPr>
+          <w:rFonts w:ascii="Times New Roman" w:hAnsi="Times New Roman" w:cs="Times New Roman"/>
+        </w:rPr>
+      </w:pPr>
+      <w:r>
+        <w:rPr>
+          <w:rFonts w:ascii="Times New Roman" w:hAnsi="Times New Roman" w:cs="Times New Roman"/>
+          <w:color w:val="000000"/>
+        </w:rPr>
+        <w:t>1.6. Агент не является таможенным брокером и не несёт ответственности за таможенное оформление товаров, в связи с приобретением которых осуществляется расчёт. Принципал самостоятельно несёт все риски и обязанности, связанные с таможенным декларированием и уплатой пошлин.</w:t>
       </w:r>
     </w:p>
     <w:p>
@@ -279,7 +294,7 @@
           <w:rFonts w:ascii="Times New Roman" w:hAnsi="Times New Roman" w:cs="Times New Roman"/>
           <w:color w:val="000000"/>
         </w:rPr>
-        <w:t>2.1. Принципал предоставляет Агенту надлежащим образом оформленное и подписанное Поручение (Приложение № 1), содержащее все необходимые и достаточные сведения для осуществления перевода, включая, но не ограничиваясь: полные реквизиты Получателя, сумму и валюту перевода, основание платежа.</w:t>
+        <w:t>2.1. Принципал предоставляет Агенту надлежащим образом оформленное и подписанное Поручение (Приложение № 1), содержащее все необходимые и достаточные сведения для осуществления расчёта, включая, но не ограничиваясь: данные Получателя, сумму и валюту расчёта, основание платежа.</w:t>
       </w:r>
     </w:p>
     <w:p>
@@ -313,7 +328,7 @@
           <w:rFonts w:ascii="Times New Roman" w:hAnsi="Times New Roman" w:cs="Times New Roman"/>
           <w:color w:val="000000"/>
         </w:rPr>
-        <w:t>2.3. Принципал перечисляет Агенту денежные средства в размере, необходимом для исполнения Поручения, путём безналичного банковского перевода на расчётный счёт Агента, а также уплачивает агентское вознаграждение в порядке и сроки, установленные разделом 3 настоящего Договора. После получения средств Агент производит расчёт с Получателем наличными денежными средствами.</w:t>
+        <w:t>2.3. Принципал перечисляет Агенту денежные средства в размере, необходимом для исполнения Поручения, путём безналичного банковского перевода на расчётный счёт Агента, а также уплачивает агентское вознаграждение в порядке и сроки, установленные разделом 3 настоящего Договора. После получения средств Агент производит расчёт с Получателем наличными денежными средствами или безналичным переводом по своему выбору с учётом требований Получателя. Способ расчёта указывается в Отчёте Агента.</w:t>
       </w:r>
     </w:p>
     <w:p>
@@ -347,7 +362,7 @@
           <w:rFonts w:ascii="Times New Roman" w:hAnsi="Times New Roman" w:cs="Times New Roman"/>
           <w:color w:val="000000"/>
         </w:rPr>
-        <w:t>2.5. По факту исполнения Поручения Агент предоставляет Принципалу Отчёт Агента с приложением документов, подтверждающих передачу денежных средств Получателю (расписка Получателя и/или иной документ, подтверждающий получение средств). Отчёт считается принятым Принципалом, если в течение 5 (пяти) рабочих дней с момента его направления Принципал не предоставит мотивированных возражений.</w:t>
+        <w:t>2.5. По факту исполнения Поручения Агент предоставляет Принципалу Отчёт Агента с приложением документа, подтверждающего расчёт с Получателем (расписка Получателя, платёжное поручение и/или иной документ, подтверждающий получение средств). Отчёт считается принятым Принципалом, если в течение 5 (пяти) рабочих дней с момента его направления Принципал не предоставит мотивированных возражений.</w:t>
       </w:r>
     </w:p>
     <w:p>
@@ -365,6 +380,48 @@
           <w:color w:val="000000"/>
         </w:rPr>
         <w:t>2.6. Агент вправе привлекать третьих лиц (субагентов) для исполнения настоящего Договора без предварительного согласия Принципала, оставаясь ответственным за их действия перед Принципалом.</w:t>
+      </w:r>
+    </w:p>
+    <w:p>
+      <w:pPr>
+        <w:spacing w:before="40" w:after="40"/>
+        <w:ind w:firstLine="709"/>
+        <w:jc w:val="both"/>
+        <w:rPr>
+          <w:rFonts w:ascii="Times New Roman" w:hAnsi="Times New Roman" w:cs="Times New Roman"/>
+        </w:rPr>
+      </w:pPr>
+      <w:r>
+        <w:rPr>
+          <w:rFonts w:ascii="Times New Roman" w:hAnsi="Times New Roman" w:cs="Times New Roman"/>
+          <w:color w:val="000000"/>
+        </w:rPr>
+        <w:t xml:space="preserve">2.7. Содействие в организации перевозки. По просьбе Принципала Агент оказывает содействие в организации перевозки транспортного средства: предоставляет Принципалу контакты перевозчиков и информирует его о ходе отправки. Договор перевозки заключается между Принципалом (или Получателем) и перевозчиком; расчёты по нему производятся </w:t>
+      </w:r>
+      <w:r>
+        <w:rPr>
+          <w:rFonts w:ascii="Times New Roman" w:hAnsi="Times New Roman" w:cs="Times New Roman"/>
+          <w:color w:val="000000"/>
+        </w:rPr>
+        <w:lastRenderedPageBreak/>
+        <w:t>напрямую между ними, без участия Агента. Агент не является перевозчиком, экспедитором или стороной договора перевозки и не несёт ответственности за сохранность транспортного средства, сроки и стоимость перевозки. Содействие оказывается в рамках агентского вознаграждения и дополнительно не оплачивается.</w:t>
+      </w:r>
+    </w:p>
+    <w:p>
+      <w:pPr>
+        <w:spacing w:before="40" w:after="40"/>
+        <w:ind w:firstLine="709"/>
+        <w:jc w:val="both"/>
+        <w:rPr>
+          <w:rFonts w:ascii="Times New Roman" w:hAnsi="Times New Roman" w:cs="Times New Roman"/>
+        </w:rPr>
+      </w:pPr>
+      <w:r>
+        <w:rPr>
+          <w:rFonts w:ascii="Times New Roman" w:hAnsi="Times New Roman" w:cs="Times New Roman"/>
+          <w:color w:val="000000"/>
+        </w:rPr>
+        <w:t>2.8. Замена транспортного средства. До осуществления расчёта с Получателем транспортное средство (в том числе VIN) и Получатель могут быть заменены по согласованию Сторон в случае отказа Принципала от первоначально согласованного транспортного средства, выявления обстоятельств, препятствующих его приобретению, либо невозможности приобретения на согласованных условиях. Замена согласовывается в порядке, предусмотренном п. 10.2 настоящего Договора, без заключения дополнительного соглашения. При изменении стоимости сумма Поручения и агентское вознаграждение подлежат перерасчёту: недостающие средства доплачиваются Принципалом до осуществления расчёта, излишне перечисленные — возвращаются Принципалу в порядке п. 5.4 настоящего Договора либо, по согласованию Сторон, засчитываются в счёт иных поручений.</w:t>
       </w:r>
     </w:p>
     <w:p>
@@ -382,7 +439,6 @@
           <w:bCs/>
           <w:color w:val="000000"/>
         </w:rPr>
-        <w:lastRenderedPageBreak/>
         <w:t>3. ФИНАНСОВЫЕ УСЛОВИЯ И ПОРЯДОК РАСЧЁТОВ</w:t>
       </w:r>
     </w:p>
@@ -400,40 +456,24 @@
           <w:rFonts w:ascii="Times New Roman" w:hAnsi="Times New Roman" w:cs="Times New Roman"/>
           <w:color w:val="000000"/>
         </w:rPr>
-        <w:t>3.1. Агентское вознаграждение. Размер агентского вознаграждения составляет {{КОМИССИЯ</w:t>
-      </w:r>
-      <w:proofErr w:type="gramStart"/>
-      <w:r>
-        <w:rPr>
-          <w:rFonts w:ascii="Times New Roman" w:hAnsi="Times New Roman" w:cs="Times New Roman"/>
-          <w:color w:val="000000"/>
-        </w:rPr>
-        <w:t>}}%</w:t>
-      </w:r>
-      <w:proofErr w:type="gramEnd"/>
-      <w:r>
-        <w:rPr>
-          <w:rFonts w:ascii="Times New Roman" w:hAnsi="Times New Roman" w:cs="Times New Roman"/>
-          <w:color w:val="000000"/>
-        </w:rPr>
-        <w:t xml:space="preserve"> от суммы Поручения и уплачивается Принципалом одновременно с перечислением денежных средств на расчётный счёт Агента для исполнения Поручения. Вознаграждение включает в себя все расходы Агента, связанные с исполнением Договора, за исключением случаев, прямо предусмотренных п. 3.4.</w:t>
-      </w:r>
-    </w:p>
-    <w:p>
-      <w:pPr>
-        <w:spacing w:before="40" w:after="40"/>
-        <w:ind w:firstLine="709"/>
-        <w:jc w:val="both"/>
-        <w:rPr>
-          <w:rFonts w:ascii="Times New Roman" w:hAnsi="Times New Roman" w:cs="Times New Roman"/>
-        </w:rPr>
-      </w:pPr>
-      <w:r>
-        <w:rPr>
-          <w:rFonts w:ascii="Times New Roman" w:hAnsi="Times New Roman" w:cs="Times New Roman"/>
-          <w:color w:val="000000"/>
-        </w:rPr>
-        <w:t>3.2. Невозврат вознаграждения. Агентское вознаграждение не подлежит возврату Принципалу, в том числе в случае, если Принципал отказывается от Договора после того, как Агент приступил к исполнению Поручения, а также в случае невозможности исполнения перевода по причинам, не зависящим от Агента (п. 5.4).</w:t>
+        <w:t>3.1. Агентское вознаграждение. Размер агентского вознаграждения составляет {{КОМИССИЯ}}% от суммы Поручения и уплачивается Принципалом одновременно с перечислением денежных средств на расчётный счёт Агента для исполнения Поручения. Вознаграждение включает в себя все расходы Агента, связанные с исполнением Договора, за исключением случаев, прямо предусмотренных п. 3.4.</w:t>
+      </w:r>
+    </w:p>
+    <w:p>
+      <w:pPr>
+        <w:spacing w:before="40" w:after="40"/>
+        <w:ind w:firstLine="709"/>
+        <w:jc w:val="both"/>
+        <w:rPr>
+          <w:rFonts w:ascii="Times New Roman" w:hAnsi="Times New Roman" w:cs="Times New Roman"/>
+        </w:rPr>
+      </w:pPr>
+      <w:r>
+        <w:rPr>
+          <w:rFonts w:ascii="Times New Roman" w:hAnsi="Times New Roman" w:cs="Times New Roman"/>
+          <w:color w:val="000000"/>
+        </w:rPr>
+        <w:t>3.2. Невозврат вознаграждения. Агентское вознаграждение не подлежит возврату Принципалу, в том числе в случае, если Принципал отказывается от Договора после того, как Агент приступил к исполнению Поручения, а также в случае невозможности исполнения расчёта по причинам, не зависящим от Агента (п. 5.4).</w:t>
       </w:r>
     </w:p>
     <w:p>
@@ -467,7 +507,7 @@
           <w:rFonts w:ascii="Times New Roman" w:hAnsi="Times New Roman" w:cs="Times New Roman"/>
           <w:color w:val="000000"/>
         </w:rPr>
-        <w:t>3.4. Дополнительные расходы. Принципал несёт комиссии банка при перечислении средств Принципалом Агенту. Расходы Агента на конвертацию валюты и снятие наличных денежных средств включены в агентское вознаграждение и дополнительной оплате Принципалом не подлежат.</w:t>
+        <w:t>3.4. Дополнительные расходы. Принципал несёт комиссии банка при перечислении средств Принципалом Агенту. Расходы Агента на конвертацию валюты, снятие наличных денежных средств и перевод средств Получателю включены в агентское вознаграждение и дополнительной оплате Принципалом не подлежат, за исключением расходов на возврат средств Принципалу, предусмотренных п. 5.4 настоящего Договора.</w:t>
       </w:r>
     </w:p>
     <w:p>
@@ -485,6 +525,23 @@
           <w:color w:val="000000"/>
         </w:rPr>
         <w:t>3.5. Сверка расчётов. Стороны вправе инициировать сверку взаиморасчётов в любое время. Сверка оформляется двусторонним актом. Сторона, получившая акт сверки, обязана подписать его в течение 5 (пяти) рабочих дней или предоставить мотивированные возражения.</w:t>
+      </w:r>
+    </w:p>
+    <w:p>
+      <w:pPr>
+        <w:spacing w:before="40" w:after="40"/>
+        <w:ind w:firstLine="709"/>
+        <w:jc w:val="both"/>
+        <w:rPr>
+          <w:rFonts w:ascii="Times New Roman" w:hAnsi="Times New Roman" w:cs="Times New Roman"/>
+        </w:rPr>
+      </w:pPr>
+      <w:r>
+        <w:rPr>
+          <w:rFonts w:ascii="Times New Roman" w:hAnsi="Times New Roman" w:cs="Times New Roman"/>
+          <w:color w:val="000000"/>
+        </w:rPr>
+        <w:t>3.6. Целевой характер средств. Денежные средства, перечисленные Принципалом для расчёта с Получателем, не являются доходом Агента, принадлежат Принципалу и используются Агентом исключительно для исполнения Поручения. Доходом Агента является только агентское вознаграждение, которое учитывается отдельно. Расчёты, совершаемые Агентом, являются элементом исполнения поручения по настоящему Договору и не являются самостоятельной услугой по приёму и переводу денежных средств.</w:t>
       </w:r>
     </w:p>
     <w:p>
@@ -549,7 +606,7 @@
           <w:rFonts w:ascii="Times New Roman" w:hAnsi="Times New Roman" w:cs="Times New Roman"/>
           <w:color w:val="000000"/>
         </w:rPr>
-        <w:t>добросовестно и профессионально исполнить Поручение Принципала;</w:t>
+        <w:t>организовать согласование и подписание ДКП между Принципалом и Получателем на условиях, указанных в Поручении, если ДКП не заключён ранее (п. 1.4);</w:t>
       </w:r>
     </w:p>
     <w:p>
@@ -577,7 +634,7 @@
           <w:rFonts w:ascii="Times New Roman" w:hAnsi="Times New Roman" w:cs="Times New Roman"/>
           <w:color w:val="000000"/>
         </w:rPr>
-        <w:t>информировать Принципала о ходе исполнения Поручения по его запросу;</w:t>
+        <w:t>произвести расчёт с Получателем за счёт средств Принципала в сумме и валюте, указанных в Поручении;</w:t>
       </w:r>
     </w:p>
     <w:p>
@@ -605,7 +662,63 @@
           <w:rFonts w:ascii="Times New Roman" w:hAnsi="Times New Roman" w:cs="Times New Roman"/>
           <w:color w:val="000000"/>
         </w:rPr>
-        <w:t>предоставить Отчёт Агента в установленном порядке;</w:t>
+        <w:t>использовать денежные средства Принципала исключительно для исполнения Поручения;</w:t>
+      </w:r>
+    </w:p>
+    <w:p>
+      <w:pPr>
+        <w:numPr>
+          <w:ilvl w:val="0"/>
+          <w:numId w:val="1"/>
+        </w:numPr>
+        <w:pBdr>
+          <w:top w:val="nil"/>
+          <w:left w:val="nil"/>
+          <w:bottom w:val="nil"/>
+          <w:right w:val="nil"/>
+          <w:between w:val="nil"/>
+        </w:pBdr>
+        <w:spacing w:after="0"/>
+        <w:jc w:val="both"/>
+        <w:rPr>
+          <w:rFonts w:ascii="Times New Roman" w:hAnsi="Times New Roman" w:cs="Times New Roman"/>
+          <w:color w:val="000000"/>
+        </w:rPr>
+      </w:pPr>
+      <w:r>
+        <w:rPr>
+          <w:rFonts w:ascii="Times New Roman" w:hAnsi="Times New Roman" w:cs="Times New Roman"/>
+          <w:color w:val="000000"/>
+        </w:rPr>
+        <w:t>информировать Принципала о ходе исполнения Поручения по его запросу;</w:t>
+      </w:r>
+    </w:p>
+    <w:p>
+      <w:pPr>
+        <w:numPr>
+          <w:ilvl w:val="0"/>
+          <w:numId w:val="1"/>
+        </w:numPr>
+        <w:pBdr>
+          <w:top w:val="nil"/>
+          <w:left w:val="nil"/>
+          <w:bottom w:val="nil"/>
+          <w:right w:val="nil"/>
+          <w:between w:val="nil"/>
+        </w:pBdr>
+        <w:spacing w:after="0"/>
+        <w:jc w:val="both"/>
+        <w:rPr>
+          <w:rFonts w:ascii="Times New Roman" w:hAnsi="Times New Roman" w:cs="Times New Roman"/>
+          <w:color w:val="000000"/>
+        </w:rPr>
+      </w:pPr>
+      <w:r>
+        <w:rPr>
+          <w:rFonts w:ascii="Times New Roman" w:hAnsi="Times New Roman" w:cs="Times New Roman"/>
+          <w:color w:val="000000"/>
+        </w:rPr>
+        <w:t>передать Принципалу документ, подтверждающий расчёт с Получателем, и Отчёт Агента;</w:t>
       </w:r>
     </w:p>
     <w:p>
@@ -707,7 +820,7 @@
           <w:rFonts w:ascii="Times New Roman" w:hAnsi="Times New Roman" w:cs="Times New Roman"/>
           <w:color w:val="000000"/>
         </w:rPr>
-        <w:t>удерживать причитающиеся ему по Договору суммы из всех денежных средств, поступивших к нему от Принципала;</w:t>
+        <w:t>удерживать из денежных средств, поступивших от Принципала, причитающееся Агенту агентское вознаграждение, а также суммы, предусмотренные п. 5.4 настоящего Договора;</w:t>
       </w:r>
     </w:p>
     <w:p>
@@ -866,7 +979,43 @@
           <w:rFonts w:ascii="Times New Roman" w:hAnsi="Times New Roman" w:cs="Times New Roman"/>
           <w:color w:val="000000"/>
         </w:rPr>
-        <w:t>нести полную ответственность за законность и достоверность оснований для перечисления денежных средств Агенту и последующего наличного расчёта с Получателем.</w:t>
+        <w:t>нести полную ответственность за законность и достоверность оснований для перечисления денежных средств Агенту и последующего расчёта с Получателем;</w:t>
+      </w:r>
+    </w:p>
+    <w:p>
+      <w:pPr>
+        <w:numPr>
+          <w:ilvl w:val="0"/>
+          <w:numId w:val="1"/>
+        </w:numPr>
+        <w:pBdr>
+          <w:top w:val="nil"/>
+          <w:left w:val="nil"/>
+          <w:bottom w:val="nil"/>
+          <w:right w:val="nil"/>
+          <w:between w:val="nil"/>
+        </w:pBdr>
+        <w:spacing w:after="20"/>
+        <w:jc w:val="both"/>
+        <w:rPr>
+          <w:rFonts w:ascii="Times New Roman" w:hAnsi="Times New Roman" w:cs="Times New Roman"/>
+          <w:color w:val="000000"/>
+        </w:rPr>
+      </w:pPr>
+      <w:r>
+        <w:rPr>
+          <w:rFonts w:ascii="Times New Roman" w:hAnsi="Times New Roman" w:cs="Times New Roman"/>
+          <w:color w:val="000000"/>
+        </w:rPr>
+        <w:t xml:space="preserve">при ввозе транспортного средства в Российскую Федерацию в течение 30 (тридцати) календарных дней с момента оформления направить Агенту копии выписки из электронного паспорта транспортного средства (ЭПТС), </w:t>
+      </w:r>
+      <w:r>
+        <w:rPr>
+          <w:rFonts w:ascii="Times New Roman" w:hAnsi="Times New Roman" w:cs="Times New Roman"/>
+          <w:color w:val="000000"/>
+        </w:rPr>
+        <w:lastRenderedPageBreak/>
+        <w:t>свидетельства о безопасности конструкции транспортного средства (СБКТС) и документа об уплате утилизационного сбора — в объёме, необходимом Агенту для исполнения требований банков и законодательства о ПОД/ФТ.</w:t>
       </w:r>
     </w:p>
     <w:p>
@@ -1065,7 +1214,7 @@
           <w:rFonts w:ascii="Times New Roman" w:hAnsi="Times New Roman" w:cs="Times New Roman"/>
           <w:color w:val="000000"/>
         </w:rPr>
-        <w:t>отказ Получателя принять наличные денежные средства или изменение реквизитов/условий расчёта по инициативе Получателя после подписания Поручения;</w:t>
+        <w:t>отказ Получателя принять денежные средства или изменение реквизитов/условий расчёта по инициативе Получателя после подписания Поручения;</w:t>
       </w:r>
     </w:p>
     <w:p>
@@ -1138,25 +1287,24 @@
           <w:rFonts w:ascii="Times New Roman" w:hAnsi="Times New Roman" w:cs="Times New Roman"/>
           <w:color w:val="000000"/>
         </w:rPr>
-        <w:lastRenderedPageBreak/>
-        <w:t>5.4. Невозможность исполнения Поручения. В случае если расчёт с Получателем становится невозможным по причинам, не зависящим от Агента, Агент обязан уведомить об этом Принципала. Полученные от Принципала денежные средства подлежат возврату безналичным переводом на реквизиты Принципала в течение 5 (пяти) рабочих дней за вычетом фактически понесённых Агентом расходов и агентского вознаграждения.</w:t>
-      </w:r>
-    </w:p>
-    <w:p>
-      <w:pPr>
-        <w:spacing w:before="40" w:after="40"/>
-        <w:ind w:firstLine="709"/>
-        <w:jc w:val="both"/>
-        <w:rPr>
-          <w:rFonts w:ascii="Times New Roman" w:hAnsi="Times New Roman" w:cs="Times New Roman"/>
-        </w:rPr>
-      </w:pPr>
-      <w:r>
-        <w:rPr>
-          <w:rFonts w:ascii="Times New Roman" w:hAnsi="Times New Roman" w:cs="Times New Roman"/>
-          <w:color w:val="000000"/>
-        </w:rPr>
-        <w:t>В случае отмены поручения Принципалом до момента его фактического исполнения Агентом, Агент осуществляет возврат полученных от Принципала денежных средств за вычетом: фактически понесённых Агентом расходов, а также штрафной неустойки в размере 1% (одного процента) от общей суммы поручения. Возврат средств осуществляется в течение 5 (пяти) рабочих дней с момента получения письменного требования Принципала.</w:t>
+        <w:t>5.4. Невозможность исполнения Поручения. В случае если расчёт с Получателем становится невозможным по причинам, не зависящим от Агента, Агент обязан уведомить об этом Принципала. Полученные от Принципала денежные средства подлежат возврату безналичным переводом на реквизиты Принципала в течение 5 (пяти) рабочих дней за вычетом агентского вознаграждения (п. 3.2), фактически понесённых Агентом расходов, а также расходов на возврат средств (банковские комиссии, потери на обратной конвертации валюты), которые несёт Принципал.</w:t>
+      </w:r>
+    </w:p>
+    <w:p>
+      <w:pPr>
+        <w:spacing w:before="40" w:after="40"/>
+        <w:ind w:firstLine="709"/>
+        <w:jc w:val="both"/>
+        <w:rPr>
+          <w:rFonts w:ascii="Times New Roman" w:hAnsi="Times New Roman" w:cs="Times New Roman"/>
+        </w:rPr>
+      </w:pPr>
+      <w:r>
+        <w:rPr>
+          <w:rFonts w:ascii="Times New Roman" w:hAnsi="Times New Roman" w:cs="Times New Roman"/>
+          <w:color w:val="000000"/>
+        </w:rPr>
+        <w:t>В случае отмены поручения Принципалом до момента его фактического исполнения Агентом, Агент осуществляет возврат полученных от Принципала денежных средств за вычетом: агентского вознаграждения (п. 3.2), фактически понесённых Агентом расходов, расходов на возврат средств (банковские комиссии, потери на обратной конвертации валюты), а также компенсации расходов Агента на организацию возврата в размере 1% (одного процента) от общей суммы Поручения. Возврат средств осуществляется в течение 5 (пяти) рабочих дней с момента получения письменного требования Принципала.</w:t>
       </w:r>
     </w:p>
     <w:p>
@@ -1311,7 +1459,15 @@
           <w:rFonts w:ascii="Times New Roman" w:hAnsi="Times New Roman" w:cs="Times New Roman"/>
           <w:color w:val="000000"/>
         </w:rPr>
-        <w:t>7.3. Агент вправе раскрывать конфиденциальную информацию без согласия Принципала банкам, платёжным системам и государственным органам в объёме, необходимом для исполнения Поручения и соблюдения требований законодательства. 7.4. В соответствии с Законом Кыргызской Республики «О противодействии финансированию террористической деятельности и легализации (отмыванию) преступных доходов» Агент обязан хранить документы, связанные с исполнением настоящего Договора (копии паспорта Принципала, Поручение, подтверждающие документы), в течение 5 (пяти) лет с момента исполнения Поручения. Принципал обязан предоставить Агенту копию документа, удостоверяющего личность, до начала исполнения Поручения.</w:t>
+        <w:t xml:space="preserve">7.3. Агент вправе раскрывать конфиденциальную информацию без согласия Принципала банкам, платёжным системам и государственным органам в объёме, необходимом для исполнения Поручения и </w:t>
+      </w:r>
+      <w:r>
+        <w:rPr>
+          <w:rFonts w:ascii="Times New Roman" w:hAnsi="Times New Roman" w:cs="Times New Roman"/>
+          <w:color w:val="000000"/>
+        </w:rPr>
+        <w:lastRenderedPageBreak/>
+        <w:t>соблюдения требований законодательства. 7.4. В соответствии с Законом Кыргызской Республики «О противодействии финансированию террористической деятельности и легализации (отмыванию) преступных доходов» Агент обязан хранить документы, связанные с исполнением настоящего Договора (копии паспорта Принципала, Поручение, подтверждающие документы), в течение 5 (пяти) лет с момента исполнения Поручения. Принципал обязан предоставить Агенту копию документа, удостоверяющего личность, до начала исполнения Поручения.</w:t>
       </w:r>
     </w:p>
     <w:p>
@@ -1363,7 +1519,7 @@
           <w:rFonts w:ascii="Times New Roman" w:hAnsi="Times New Roman" w:cs="Times New Roman"/>
           <w:color w:val="000000"/>
         </w:rPr>
-        <w:t>8.2. Принципал вправе в любое время отказаться от исполнения Договора, уведомив об этом Агента. В этом случае Принципал обязан возместить Агенту фактически понесённые расходы и уплатить вознаграждение за уже выполненную работу.</w:t>
+        <w:t>8.2. Принципал вправе в любое время отказаться от исполнения Договора, уведомив об этом Агента. В этом случае расчёты между Сторонами производятся в порядке, предусмотренном п. 3.2 и 5.4 настоящего Договора.</w:t>
       </w:r>
     </w:p>
     <w:p>
@@ -1397,7 +1553,7 @@
           <w:rFonts w:ascii="Times New Roman" w:hAnsi="Times New Roman" w:cs="Times New Roman"/>
           <w:color w:val="000000"/>
         </w:rPr>
-        <w:t>8.4. Договор может быть изменён по письменному соглашению Сторон. Все изменения и дополнения являются неотъемлемой частью Договора.</w:t>
+        <w:t>8.4. Изменения и дополнения к Договору действительны при их согласовании Сторонами в письменной форме, в том числе путём обмена подписанными сканированными копиями или сообщениями в порядке, предусмотренном п. 10.2 настоящего Договора. Замена транспортного средства и Получателя производится в порядке п. 2.8 настоящего Договора. Все изменения и дополнения являются неотъемлемой частью Договора.</w:t>
       </w:r>
     </w:p>
     <w:p>
@@ -1518,8 +1674,7 @@
           <w:rFonts w:ascii="Times New Roman" w:hAnsi="Times New Roman" w:cs="Times New Roman"/>
           <w:color w:val="000000"/>
         </w:rPr>
-        <w:lastRenderedPageBreak/>
-        <w:t>10.2. Стороны признают юридическую силу документов, направленных по электронной почте, указанной в реквизитах, до момента обмена оригиналами.</w:t>
+        <w:t>10.2. Стороны признают юридическую силу документов, уведомлений и согласований, направленных по электронной почте или посредством мессенджеров (Telegram, WhatsApp и иных) с адресов и номеров телефонов, с которых Стороны вели переписку при заключении и исполнении настоящего Договора, если такие сообщения позволяют определить отправителя и содержание. Обмен оригиналами документов производится по требованию любой из Сторон.</w:t>
       </w:r>
     </w:p>
     <w:p>
@@ -1706,138 +1861,89 @@
                 <w:rFonts w:ascii="Times New Roman" w:hAnsi="Times New Roman" w:cs="Times New Roman"/>
                 <w:lang w:val="ru-RU"/>
               </w:rPr>
-              <w:t>{{КОМПАНИЯ_ИНН_РФ}}</w:t>
+              <w:t>{{КОМПАНИЯ_ИНН_РФ}} КПП:</w:t>
+            </w:r>
+            <w:r>
+              <w:t xml:space="preserve"> </w:t>
             </w:r>
             <w:r>
               <w:rPr>
                 <w:rFonts w:ascii="Times New Roman" w:hAnsi="Times New Roman" w:cs="Times New Roman"/>
                 <w:lang w:val="ru-RU"/>
               </w:rPr>
-              <w:t xml:space="preserve"> КПП:</w:t>
-            </w:r>
-            <w:r>
-              <w:t xml:space="preserve"> </w:t>
-            </w:r>
-            <w:r>
+              <w:t>{{КОМПАНИЯ_КПП_РФ}}</w:t>
+            </w:r>
+          </w:p>
+          <w:p>
+            <w:pPr>
+              <w:spacing w:before="20" w:after="20"/>
+              <w:rPr>
+                <w:rFonts w:ascii="Times New Roman" w:hAnsi="Times New Roman" w:cs="Times New Roman"/>
+              </w:rPr>
+            </w:pPr>
+          </w:p>
+          <w:p>
+            <w:pPr>
+              <w:spacing w:before="20" w:after="20"/>
               <w:rPr>
                 <w:rFonts w:ascii="Times New Roman" w:hAnsi="Times New Roman" w:cs="Times New Roman"/>
                 <w:lang w:val="ru-RU"/>
               </w:rPr>
-              <w:t>{{КОМПАНИЯ_КПП_РФ}}</w:t>
-            </w:r>
-          </w:p>
-          <w:p>
-            <w:pPr>
-              <w:spacing w:before="20" w:after="20"/>
-              <w:rPr>
-                <w:rFonts w:ascii="Times New Roman" w:hAnsi="Times New Roman" w:cs="Times New Roman"/>
-              </w:rPr>
-            </w:pPr>
-          </w:p>
-          <w:p>
-            <w:pPr>
-              <w:spacing w:before="20" w:after="20"/>
+            </w:pPr>
+            <w:r>
               <w:rPr>
                 <w:rFonts w:ascii="Times New Roman" w:hAnsi="Times New Roman" w:cs="Times New Roman"/>
                 <w:lang w:val="ru-RU"/>
               </w:rPr>
-            </w:pPr>
-            <w:r>
+              <w:t>р/счет: {{СЧЕТ_НОМЕР}}</w:t>
+            </w:r>
+          </w:p>
+          <w:p>
+            <w:pPr>
+              <w:spacing w:before="20" w:after="20"/>
               <w:rPr>
                 <w:rFonts w:ascii="Times New Roman" w:hAnsi="Times New Roman" w:cs="Times New Roman"/>
                 <w:lang w:val="ru-RU"/>
               </w:rPr>
-              <w:t>р/счет:</w:t>
-            </w:r>
+            </w:pPr>
             <w:r>
               <w:rPr>
                 <w:rFonts w:ascii="Times New Roman" w:hAnsi="Times New Roman" w:cs="Times New Roman"/>
                 <w:lang w:val="ru-RU"/>
               </w:rPr>
-              <w:t xml:space="preserve"> </w:t>
-            </w:r>
-            <w:r>
+              <w:t>Банк: {{БАНК_ПРЯМОЙ_НАЗВАНИЕ}}</w:t>
+            </w:r>
+          </w:p>
+          <w:p>
+            <w:pPr>
+              <w:spacing w:before="20" w:after="20"/>
               <w:rPr>
                 <w:rFonts w:ascii="Times New Roman" w:hAnsi="Times New Roman" w:cs="Times New Roman"/>
                 <w:lang w:val="ru-RU"/>
               </w:rPr>
-              <w:t>{{СЧЕТ_НОМЕР}}</w:t>
-            </w:r>
-          </w:p>
-          <w:p>
-            <w:pPr>
-              <w:spacing w:before="20" w:after="20"/>
+            </w:pPr>
+            <w:r>
               <w:rPr>
                 <w:rFonts w:ascii="Times New Roman" w:hAnsi="Times New Roman" w:cs="Times New Roman"/>
                 <w:lang w:val="ru-RU"/>
               </w:rPr>
-            </w:pPr>
-            <w:r>
+              <w:t>к/счет: {{БАНК_ПРЯМОЙ_КОРР}}</w:t>
+            </w:r>
+          </w:p>
+          <w:p>
+            <w:pPr>
+              <w:spacing w:before="20" w:after="20"/>
               <w:rPr>
                 <w:rFonts w:ascii="Times New Roman" w:hAnsi="Times New Roman" w:cs="Times New Roman"/>
                 <w:lang w:val="ru-RU"/>
               </w:rPr>
-              <w:t>Банк</w:t>
-            </w:r>
+            </w:pPr>
             <w:r>
               <w:rPr>
                 <w:rFonts w:ascii="Times New Roman" w:hAnsi="Times New Roman" w:cs="Times New Roman"/>
                 <w:lang w:val="ru-RU"/>
               </w:rPr>
-              <w:t xml:space="preserve">: </w:t>
-            </w:r>
-            <w:r>
-              <w:rPr>
-                <w:rFonts w:ascii="Times New Roman" w:hAnsi="Times New Roman" w:cs="Times New Roman"/>
-                <w:lang w:val="ru-RU"/>
-              </w:rPr>
-              <w:t>{{БАНК_ПРЯМОЙ_НАЗВАНИЕ}}</w:t>
-            </w:r>
-          </w:p>
-          <w:p>
-            <w:pPr>
-              <w:spacing w:before="20" w:after="20"/>
-              <w:rPr>
-                <w:rFonts w:ascii="Times New Roman" w:hAnsi="Times New Roman" w:cs="Times New Roman"/>
-                <w:lang w:val="ru-RU"/>
-              </w:rPr>
-            </w:pPr>
-            <w:r>
-              <w:rPr>
-                <w:rFonts w:ascii="Times New Roman" w:hAnsi="Times New Roman" w:cs="Times New Roman"/>
-                <w:lang w:val="ru-RU"/>
-              </w:rPr>
-              <w:t xml:space="preserve">к/счет: </w:t>
-            </w:r>
-            <w:r>
-              <w:rPr>
-                <w:rFonts w:ascii="Times New Roman" w:hAnsi="Times New Roman" w:cs="Times New Roman"/>
-                <w:lang w:val="ru-RU"/>
-              </w:rPr>
-              <w:t>{{БАНК_ПРЯМОЙ_КОРР}}</w:t>
-            </w:r>
-          </w:p>
-          <w:p>
-            <w:pPr>
-              <w:spacing w:before="20" w:after="20"/>
-              <w:rPr>
-                <w:rFonts w:ascii="Times New Roman" w:hAnsi="Times New Roman" w:cs="Times New Roman"/>
-                <w:lang w:val="ru-RU"/>
-              </w:rPr>
-            </w:pPr>
-            <w:r>
-              <w:rPr>
-                <w:rFonts w:ascii="Times New Roman" w:hAnsi="Times New Roman" w:cs="Times New Roman"/>
-                <w:lang w:val="ru-RU"/>
-              </w:rPr>
-              <w:t xml:space="preserve">БИК: </w:t>
-            </w:r>
-            <w:r>
-              <w:rPr>
-                <w:rFonts w:ascii="Times New Roman" w:hAnsi="Times New Roman" w:cs="Times New Roman"/>
-                <w:lang w:val="ru-RU"/>
-              </w:rPr>
-              <w:t>{{БАНК_ПРЯМОЙ_БИК}}</w:t>
+              <w:t>БИК: {{БАНК_ПРЯМОЙ_БИК}}</w:t>
             </w:r>
           </w:p>
           <w:p>
@@ -2047,7 +2153,7 @@
                 <w:noProof/>
               </w:rPr>
               <w:drawing>
-                <wp:anchor distT="0" distB="0" distL="114300" distR="114300" simplePos="0" relativeHeight="251659264" behindDoc="0" locked="0" layoutInCell="1" hidden="0" allowOverlap="1" wp14:anchorId="37B045D5" wp14:editId="0073CD88">
+                <wp:anchor distT="0" distB="0" distL="114300" distR="114300" simplePos="0" relativeHeight="251659264" behindDoc="0" locked="0" layoutInCell="1" hidden="0" allowOverlap="1" wp14:anchorId="2A7EF999" wp14:editId="643A26C4">
                   <wp:simplePos x="0" y="0"/>
                   <wp:positionH relativeFrom="column">
                     <wp:posOffset>-260985</wp:posOffset>
@@ -2132,7 +2238,7 @@
                 <w:noProof/>
               </w:rPr>
               <w:drawing>
-                <wp:anchor distT="0" distB="0" distL="114300" distR="114300" simplePos="0" relativeHeight="251660288" behindDoc="0" locked="0" layoutInCell="1" hidden="0" allowOverlap="1" wp14:anchorId="75A08304" wp14:editId="29CF1B87">
+                <wp:anchor distT="0" distB="0" distL="114300" distR="114300" simplePos="0" relativeHeight="251660288" behindDoc="0" locked="0" layoutInCell="1" hidden="0" allowOverlap="1" wp14:anchorId="25EE1249" wp14:editId="39402F45">
                   <wp:simplePos x="0" y="0"/>
                   <wp:positionH relativeFrom="column">
                     <wp:posOffset>783590</wp:posOffset>
@@ -2187,13 +2293,7 @@
               <w:rPr>
                 <w:rFonts w:ascii="Times New Roman" w:hAnsi="Times New Roman" w:cs="Times New Roman"/>
               </w:rPr>
-              <w:t>_________________________/</w:t>
-            </w:r>
-            <w:r>
-              <w:rPr>
-                <w:rFonts w:ascii="Times New Roman" w:hAnsi="Times New Roman" w:cs="Times New Roman"/>
-              </w:rPr>
-              <w:t>{{ДИРЕКТОР_ИНИЦИАЛЫ}}</w:t>
+              <w:t>_________________________/{{ДИРЕКТОР_ИНИЦИАЛЫ}}</w:t>
             </w:r>
           </w:p>
           <w:p>
@@ -2311,6 +2411,7 @@
         <w:rPr>
           <w:rFonts w:ascii="Times New Roman" w:hAnsi="Times New Roman" w:cs="Times New Roman"/>
         </w:rPr>
+        <w:lastRenderedPageBreak/>
         <w:br w:type="page"/>
       </w:r>
     </w:p>
@@ -2791,7 +2892,7 @@
               <w:rPr>
                 <w:rFonts w:ascii="Times New Roman" w:hAnsi="Times New Roman" w:cs="Times New Roman"/>
               </w:rPr>
-              <w:t>Место передачи наличных</w:t>
+              <w:t>Место расчёта</w:t>
             </w:r>
           </w:p>
         </w:tc>
@@ -3096,23 +3197,7 @@
                 <w:rFonts w:ascii="Times New Roman" w:hAnsi="Times New Roman"/>
                 <w:bCs/>
               </w:rPr>
-              <w:t>Агентское вознаграждение ({{КОМИССИЯ</w:t>
-            </w:r>
-            <w:proofErr w:type="gramStart"/>
-            <w:r>
-              <w:rPr>
-                <w:rFonts w:ascii="Times New Roman" w:hAnsi="Times New Roman"/>
-                <w:bCs/>
-              </w:rPr>
-              <w:t>}}%</w:t>
-            </w:r>
-            <w:proofErr w:type="gramEnd"/>
-            <w:r>
-              <w:rPr>
-                <w:rFonts w:ascii="Times New Roman" w:hAnsi="Times New Roman"/>
-                <w:bCs/>
-              </w:rPr>
-              <w:t>)</w:t>
+              <w:t>Агентское вознаграждение ({{КОМИССИЯ}}%)</w:t>
             </w:r>
           </w:p>
         </w:tc>
@@ -3275,7 +3360,7 @@
           <w:rFonts w:ascii="Times New Roman" w:hAnsi="Times New Roman"/>
           <w:sz w:val="18"/>
         </w:rPr>
-        <w:t>Расчёт произведён по курсу на дату составления настоящего Поручения. Фактическая сумма к передаче Получателю определяется по курсу конвертации на дату расчёта и указывается в расписке Получателя. Курс согласован Продавцом и Покупателем; Агент курс не устанавливает. Рублёвая сумма зафиксирована договором купли-продажи и изменению не подлежит; дополнительных расчётов между Сторонами в связи с изменением курса не производится.</w:t>
+        <w:t>Расчёт произведён по курсу на дату составления настоящего Поручения. Фактическая сумма к передаче Получателю определяется по курсу конвертации на дату расчёта и указывается в документе, подтверждающем расчёт с Получателем. Курс согласован Продавцом и Покупателем; Агент курс не устанавливает. Рублёвая сумма зафиксирована договором купли-продажи и изменению не подлежит; дополнительных расчётов между Сторонами в связи с изменением курса не производится.</w:t>
       </w:r>
     </w:p>
     <w:p>
@@ -3293,12 +3378,13 @@
       </w:r>
     </w:p>
     <w:sectPr>
-      <w:footerReference w:type="default" r:id="rId10"/>
-      <w:headerReference w:type="default" r:id="rId13"/>
+      <w:headerReference w:type="default" r:id="rId10"/>
+      <w:footerReference w:type="default" r:id="rId11"/>
       <w:pgSz w:w="11906" w:h="16838"/>
-      <w:pgMar w:top="1133" w:right="850" w:bottom="566" w:left="1700" w:header="720" w:footer="720" w:gutter="0"/>
+      <w:pgMar w:top="720" w:right="720" w:bottom="720" w:left="720" w:header="720" w:footer="720" w:gutter="0"/>
       <w:pgNumType w:start="1"/>
       <w:cols w:space="720"/>
+      <w:docGrid w:linePitch="272"/>
     </w:sectPr>
   </w:body>
 </w:document>
@@ -3496,12 +3582,8 @@
 </file>
 
 <file path=word/header1.xml><?xml version="1.0" encoding="utf-8"?>
-<w:hdr xmlns:m="http://schemas.openxmlformats.org/officeDocument/2006/math" xmlns:mc="http://schemas.openxmlformats.org/markup-compatibility/2006" xmlns:mo="http://schemas.microsoft.com/office/mac/office/2008/main" xmlns:mv="urn:schemas-microsoft-com:mac:vml" xmlns:o="urn:schemas-microsoft-com:office:office" xmlns:r="http://schemas.openxmlformats.org/officeDocument/2006/relationships" xmlns:v="urn:schemas-microsoft-com:vml" xmlns:w10="urn:schemas-microsoft-com:office:word" xmlns:w14="http://schemas.microsoft.com/office/word/2010/wordml" xmlns:w="http://schemas.openxmlformats.org/wordprocessingml/2006/main" xmlns:wne="http://schemas.microsoft.com/office/word/2006/wordml" xmlns:wp14="http://schemas.microsoft.com/office/word/2010/wordprocessingDrawing" xmlns:wp="http://schemas.openxmlformats.org/drawingml/2006/wordprocessingDrawing" xmlns:wpc="http://schemas.microsoft.com/office/word/2010/wordprocessingCanvas" xmlns:wpg="http://schemas.microsoft.com/office/word/2010/wordprocessingGroup" xmlns:wpi="http://schemas.microsoft.com/office/word/2010/wordprocessingInk" xmlns:wps="http://schemas.microsoft.com/office/word/2010/wordprocessingShape" mc:Ignorable="w14 wp14">
-  <w:p>
-    <w:pPr>
-      <w:pStyle w:val="Header"/>
-    </w:pPr>
-  </w:p>
+<w:hdr xmlns:wpc="http://schemas.microsoft.com/office/word/2010/wordprocessingCanvas" xmlns:cx="http://schemas.microsoft.com/office/drawing/2014/chartex" xmlns:cx1="http://schemas.microsoft.com/office/drawing/2015/9/8/chartex" xmlns:cx2="http://schemas.microsoft.com/office/drawing/2015/10/21/chartex" xmlns:cx3="http://schemas.microsoft.com/office/drawing/2016/5/9/chartex" xmlns:cx4="http://schemas.microsoft.com/office/drawing/2016/5/10/chartex" xmlns:cx5="http://schemas.microsoft.com/office/drawing/2016/5/11/chartex" xmlns:cx6="http://schemas.microsoft.com/office/drawing/2016/5/12/chartex" xmlns:cx7="http://schemas.microsoft.com/office/drawing/2016/5/13/chartex" xmlns:cx8="http://schemas.microsoft.com/office/drawing/2016/5/14/chartex" xmlns:mc="http://schemas.openxmlformats.org/markup-compatibility/2006" xmlns:aink="http://schemas.microsoft.com/office/drawing/2016/ink" xmlns:am3d="http://schemas.microsoft.com/office/drawing/2017/model3d" xmlns:o="urn:schemas-microsoft-com:office:office" xmlns:r="http://schemas.openxmlformats.org/officeDocument/2006/relationships" xmlns:m="http://schemas.openxmlformats.org/officeDocument/2006/math" xmlns:v="urn:schemas-microsoft-com:vml" xmlns:wp14="http://schemas.microsoft.com/office/word/2010/wordprocessingDrawing" xmlns:wp="http://schemas.openxmlformats.org/drawingml/2006/wordprocessingDrawing" xmlns:w10="urn:schemas-microsoft-com:office:word" xmlns:w="http://schemas.openxmlformats.org/wordprocessingml/2006/main" xmlns:w14="http://schemas.microsoft.com/office/word/2010/wordml" xmlns:w15="http://schemas.microsoft.com/office/word/2012/wordml" xmlns:w16cex="http://schemas.microsoft.com/office/word/2018/wordml/cex" xmlns:w16cid="http://schemas.microsoft.com/office/word/2016/wordml/cid" xmlns:w16="http://schemas.microsoft.com/office/word/2018/wordml" xmlns:w16sdtdh="http://schemas.microsoft.com/office/word/2020/wordml/sdtdatahash" xmlns:w16se="http://schemas.microsoft.com/office/word/2015/wordml/symex" xmlns:wpg="http://schemas.microsoft.com/office/word/2010/wordprocessingGroup" xmlns:wpi="http://schemas.microsoft.com/office/word/2010/wordprocessingInk" xmlns:wne="http://schemas.microsoft.com/office/word/2006/wordml" xmlns:wps="http://schemas.microsoft.com/office/word/2010/wordprocessingShape" mc:Ignorable="w14 w15 w16se w16cid w16 w16cex w16sdtdh wp14">
+  <w:p/>
 </w:hdr>
 </file>
 

--- a/templates/contract_template_direct v2.docx
+++ b/templates/contract_template_direct v2.docx
@@ -574,8 +574,6 @@
       <w:r>
         <w:rPr>
           <w:rFonts w:ascii="Times New Roman" w:hAnsi="Times New Roman" w:cs="Times New Roman"/>
-          <w:b/>
-          <w:bCs/>
           <w:color w:val="000000"/>
         </w:rPr>
         <w:t>4.1. Агент обязан:</w:t>
@@ -760,8 +758,6 @@
       <w:r>
         <w:rPr>
           <w:rFonts w:ascii="Times New Roman" w:hAnsi="Times New Roman" w:cs="Times New Roman"/>
-          <w:b/>
-          <w:bCs/>
           <w:color w:val="000000"/>
         </w:rPr>
         <w:t>4.2. Агент вправе:</w:t>
@@ -863,8 +859,6 @@
       <w:r>
         <w:rPr>
           <w:rFonts w:ascii="Times New Roman" w:hAnsi="Times New Roman" w:cs="Times New Roman"/>
-          <w:b/>
-          <w:bCs/>
           <w:color w:val="000000"/>
         </w:rPr>
         <w:t>4.3. Принципал обязан:</w:t>
@@ -1030,8 +1024,6 @@
       <w:r>
         <w:rPr>
           <w:rFonts w:ascii="Times New Roman" w:hAnsi="Times New Roman" w:cs="Times New Roman"/>
-          <w:b/>
-          <w:bCs/>
           <w:color w:val="000000"/>
         </w:rPr>
         <w:t>4.4. Принципал вправе:</w:t>
@@ -1459,15 +1451,7 @@
           <w:rFonts w:ascii="Times New Roman" w:hAnsi="Times New Roman" w:cs="Times New Roman"/>
           <w:color w:val="000000"/>
         </w:rPr>
-        <w:t xml:space="preserve">7.3. Агент вправе раскрывать конфиденциальную информацию без согласия Принципала банкам, платёжным системам и государственным органам в объёме, необходимом для исполнения Поручения и </w:t>
-      </w:r>
-      <w:r>
-        <w:rPr>
-          <w:rFonts w:ascii="Times New Roman" w:hAnsi="Times New Roman" w:cs="Times New Roman"/>
-          <w:color w:val="000000"/>
-        </w:rPr>
-        <w:lastRenderedPageBreak/>
-        <w:t>соблюдения требований законодательства. 7.4. В соответствии с Законом Кыргызской Республики «О противодействии финансированию террористической деятельности и легализации (отмыванию) преступных доходов» Агент обязан хранить документы, связанные с исполнением настоящего Договора (копии паспорта Принципала, Поручение, подтверждающие документы), в течение 5 (пяти) лет с момента исполнения Поручения. Принципал обязан предоставить Агенту копию документа, удостоверяющего личность, до начала исполнения Поручения.</w:t>
+        <w:t>7.3. Агент вправе раскрывать конфиденциальную информацию без согласия Принципала банкам, платёжным системам и государственным органам в объёме, необходимом для исполнения Поручения и соблюдения требований законодательства. 7.4. В соответствии с Законом Кыргызской Республики «О противодействии финансированию террористической деятельности и легализации (отмыванию) преступных доходов» Агент обязан хранить документы, связанные с исполнением настоящего Договора (копии паспорта Принципала, Поручение, подтверждающие документы), в течение 5 (пяти) лет с момента исполнения Поручения. Принципал обязан предоставить Агенту копию документа, удостоверяющего личность, до начала исполнения Поручения.</w:t>
       </w:r>
     </w:p>
     <w:p>
@@ -1536,6 +1520,7 @@
           <w:rFonts w:ascii="Times New Roman" w:hAnsi="Times New Roman" w:cs="Times New Roman"/>
           <w:color w:val="000000"/>
         </w:rPr>
+        <w:lastRenderedPageBreak/>
         <w:t>8.3. Агент вправе в одностороннем порядке отказаться от исполнения Договора, уведомив Принципала не менее чем за 15 (пятнадцать) дней, при условии полного возмещения Принципалу убытков.</w:t>
       </w:r>
     </w:p>
@@ -2411,7 +2396,6 @@
         <w:rPr>
           <w:rFonts w:ascii="Times New Roman" w:hAnsi="Times New Roman" w:cs="Times New Roman"/>
         </w:rPr>
-        <w:lastRenderedPageBreak/>
         <w:br w:type="page"/>
       </w:r>
     </w:p>
@@ -3097,6 +3081,7 @@
     <w:p>
       <w:pPr>
         <w:spacing w:before="200" w:after="80"/>
+        <w:jc w:val="center"/>
         <w:rPr>
           <w:bCs/>
         </w:rPr>
@@ -3354,17 +3339,31 @@
     <w:p>
       <w:pPr>
         <w:spacing w:before="80"/>
-      </w:pPr>
-      <w:r>
+        <w:ind w:firstLine="720"/>
+        <w:jc w:val="both"/>
         <w:rPr>
           <w:rFonts w:ascii="Times New Roman" w:hAnsi="Times New Roman"/>
           <w:sz w:val="18"/>
         </w:rPr>
+      </w:pPr>
+      <w:r>
+        <w:rPr>
+          <w:rFonts w:ascii="Times New Roman" w:hAnsi="Times New Roman"/>
+          <w:sz w:val="18"/>
+        </w:rPr>
         <w:t>Расчёт произведён по курсу на дату составления настоящего Поручения. Фактическая сумма к передаче Получателю определяется по курсу конвертации на дату расчёта и указывается в документе, подтверждающем расчёт с Получателем. Курс согласован Продавцом и Покупателем; Агент курс не устанавливает. Рублёвая сумма зафиксирована договором купли-продажи и изменению не подлежит; дополнительных расчётов между Сторонами в связи с изменением курса не производится.</w:t>
       </w:r>
     </w:p>
     <w:p>
       <w:pPr>
+        <w:spacing w:before="80"/>
+        <w:ind w:firstLine="720"/>
+        <w:jc w:val="both"/>
+      </w:pPr>
+    </w:p>
+    <w:p>
+      <w:pPr>
+        <w:ind w:firstLine="720"/>
         <w:rPr>
           <w:rFonts w:ascii="Times New Roman" w:hAnsi="Times New Roman" w:cs="Times New Roman"/>
         </w:rPr>

--- a/templates/contract_template_direct v2.docx
+++ b/templates/contract_template_direct v2.docx
@@ -1996,6 +1996,20 @@
               <w:rPr>
                 <w:rFonts w:ascii="Times New Roman" w:hAnsi="Times New Roman" w:cs="Times New Roman"/>
               </w:rPr>
+              <w:t>{{ПОКУПАТЕЛЬ_ОТСТУП_ИП}}</w:t>
+            </w:r>
+          </w:p>
+          <w:p>
+            <w:pPr>
+              <w:spacing w:before="20" w:after="20"/>
+              <w:rPr>
+                <w:rFonts w:ascii="Times New Roman" w:hAnsi="Times New Roman" w:cs="Times New Roman"/>
+              </w:rPr>
+            </w:pPr>
+            <w:r>
+              <w:rPr>
+                <w:rFonts w:ascii="Times New Roman" w:hAnsi="Times New Roman" w:cs="Times New Roman"/>
+              </w:rPr>
               <w:t>{{ПОКУПАТЕЛЬ_ИНН_СТРОКА}}</w:t>
             </w:r>
           </w:p>
@@ -2070,6 +2084,14 @@
                 <w:rFonts w:ascii="Times New Roman" w:hAnsi="Times New Roman" w:cs="Times New Roman"/>
               </w:rPr>
             </w:pPr>
+          </w:p>
+          <w:p>
+            <w:pPr>
+              <w:spacing w:before="20" w:after="20"/>
+              <w:rPr>
+                <w:rFonts w:ascii="Times New Roman" w:hAnsi="Times New Roman" w:cs="Times New Roman"/>
+              </w:rPr>
+            </w:pPr>
             <w:r>
               <w:rPr>
                 <w:rFonts w:ascii="Times New Roman" w:hAnsi="Times New Roman" w:cs="Times New Roman"/>
@@ -2103,6 +2125,20 @@
                 <w:rFonts w:ascii="Times New Roman" w:hAnsi="Times New Roman" w:cs="Times New Roman"/>
               </w:rPr>
               <w:t>{{ПОКУПАТЕЛЬ_БАНК_СТРОКА3}}</w:t>
+            </w:r>
+          </w:p>
+          <w:p>
+            <w:pPr>
+              <w:spacing w:before="20" w:after="20"/>
+              <w:rPr>
+                <w:rFonts w:ascii="Times New Roman" w:hAnsi="Times New Roman" w:cs="Times New Roman"/>
+              </w:rPr>
+            </w:pPr>
+            <w:r>
+              <w:rPr>
+                <w:rFonts w:ascii="Times New Roman" w:hAnsi="Times New Roman" w:cs="Times New Roman"/>
+              </w:rPr>
+              <w:t>{{ПОКУПАТЕЛЬ_БАНК_СТРОКА4}}</w:t>
             </w:r>
           </w:p>
         </w:tc>
